--- a/[1]Books/Uprising.docx
+++ b/[1]Books/Uprising.docx
@@ -76,6 +76,14 @@
           <w:highlight w:val="none"/>
         </w:rPr>
       </w:r>
+      <w:r>
+        <w:rPr>
+          <w:rFonts w:ascii="Calibri" w:hAnsi="Calibri" w:cs="Calibri"/>
+          <w:sz w:val="24"/>
+          <w:szCs w:val="24"/>
+          <w:highlight w:val="none"/>
+        </w:rPr>
+      </w:r>
     </w:p>
     <w:p>
       <w:pPr>
@@ -107,7 +115,6 @@
         </w:rPr>
         <w:t xml:space="preserve">before</w:t>
       </w:r>
-      <w:r/>
       <w:r>
         <w:rPr>
           <w:rFonts w:ascii="Calibri" w:hAnsi="Calibri" w:cs="Calibri"/>
@@ -125,19 +132,6 @@
           <w:highlight w:val="none"/>
         </w:rPr>
       </w:r>
-    </w:p>
-    <w:p>
-      <w:pPr>
-        <w:pBdr/>
-        <w:spacing/>
-        <w:ind/>
-        <w:rPr>
-          <w:rFonts w:ascii="Calibri" w:hAnsi="Calibri" w:cs="Calibri"/>
-          <w:sz w:val="24"/>
-          <w:szCs w:val="24"/>
-          <w:highlight w:val="none"/>
-        </w:rPr>
-      </w:pPr>
       <w:r>
         <w:rPr>
           <w:rFonts w:ascii="Calibri" w:hAnsi="Calibri" w:cs="Calibri"/>
@@ -145,7 +139,54 @@
           <w:szCs w:val="24"/>
           <w:highlight w:val="none"/>
         </w:rPr>
-        <w:t xml:space="preserve">Oh, where are my manners!? In case someone ever listens to this, my name is Rathy Plenk, but everyone calls me Ra. Like ‘Ra, stop stealing the cutlery’, or ‘Stupid girl, don’t you dare release those damn mutts, out of their cages, again’. As you can guess, I am a bit of a handful. I suppose, this is what got me on over-watch duty. They closed me in this tower with all these monitors. I really do not get why this is even a job!? The overseer is always awake and watching everyone. Why do I have to watch, as well?</w:t>
+      </w:r>
+    </w:p>
+    <w:p>
+      <w:pPr>
+        <w:pBdr/>
+        <w:spacing/>
+        <w:ind/>
+        <w:rPr>
+          <w:rFonts w:ascii="Calibri" w:hAnsi="Calibri" w:cs="Calibri"/>
+          <w:sz w:val="24"/>
+          <w:szCs w:val="24"/>
+          <w:highlight w:val="none"/>
+        </w:rPr>
+      </w:pPr>
+      <w:r>
+        <w:rPr>
+          <w:rFonts w:ascii="Calibri" w:hAnsi="Calibri" w:cs="Calibri"/>
+          <w:sz w:val="24"/>
+          <w:szCs w:val="24"/>
+          <w:highlight w:val="none"/>
+        </w:rPr>
+        <w:t xml:space="preserve">Oh, </w:t>
+      </w:r>
+      <w:r>
+        <w:rPr>
+          <w:rFonts w:ascii="Calibri" w:hAnsi="Calibri" w:cs="Calibri"/>
+          <w:sz w:val="24"/>
+          <w:szCs w:val="24"/>
+          <w:highlight w:val="none"/>
+        </w:rPr>
+        <w:t xml:space="preserve">where are my manners!? In case someone ever listens to this, my name is Rathy Plenk, but everyone calls me Ra. Like ‘Ra, stop stealing the cutlery’, or ‘Stupid girl, don’t you dare release those damn mutts, out of their cages, again’. As you can guess, I a</w:t>
+      </w:r>
+      <w:r>
+        <w:rPr>
+          <w:rFonts w:ascii="Calibri" w:hAnsi="Calibri" w:cs="Calibri"/>
+          <w:sz w:val="24"/>
+          <w:szCs w:val="24"/>
+          <w:highlight w:val="none"/>
+        </w:rPr>
+        <w:t xml:space="preserve">m a bit of a handful. I suppose, this is what got me on over-watch duty. They closed me in this tower with all these monitors. I really do not get why this is even a job!? The overseer is always awake and watching everyone. Why do I have to watch, as well?</w:t>
+      </w:r>
+      <w:r>
+        <w:rPr>
+          <w:rFonts w:ascii="Calibri" w:hAnsi="Calibri" w:cs="Calibri"/>
+          <w:sz w:val="24"/>
+          <w:szCs w:val="24"/>
+          <w:highlight w:val="none"/>
+        </w:rPr>
       </w:r>
       <w:r>
         <w:rPr>
@@ -175,7 +216,24 @@
           <w:szCs w:val="24"/>
           <w:highlight w:val="none"/>
         </w:rPr>
-        <w:t xml:space="preserve">Ah, in case you don’t know the history from around here! As my grandpa told me: ‘a long long time ago, people were forced to go under the ground because the skies turned red and the air fowl’. I wish I could see this for myself, but no one is allowed near the big gates. A few workers tried a few years ago, but the overseer electrocuted them. I had such a laugh. They looked really funny dancing all jiggly like that. Since then, no one ever tried to get near that place.</w:t>
+        <w:t xml:space="preserve">Ah, in case you don’t know the history from around here! As my grandpa told me: ‘a long long time ago, people were forced to go under the ground because the skies turned red and the air fowl’. I wish I could see this</w:t>
+      </w:r>
+      <w:r>
+        <w:rPr>
+          <w:rFonts w:ascii="Calibri" w:hAnsi="Calibri" w:cs="Calibri"/>
+          <w:sz w:val="24"/>
+          <w:szCs w:val="24"/>
+          <w:highlight w:val="none"/>
+        </w:rPr>
+        <w:t xml:space="preserve"> for myself, but no one is allowed near the big gates. A few workers tried a few years ago, but the overseer electrocuted them. I had such a laugh. They looked really funny dancing all jiggly like that. Since then, no one ever tried to get near that place.</w:t>
+      </w:r>
+      <w:r>
+        <w:rPr>
+          <w:rFonts w:ascii="Calibri" w:hAnsi="Calibri" w:cs="Calibri"/>
+          <w:sz w:val="24"/>
+          <w:szCs w:val="24"/>
+          <w:highlight w:val="none"/>
+        </w:rPr>
       </w:r>
       <w:r>
         <w:rPr>
@@ -214,7 +272,16 @@
           <w:szCs w:val="24"/>
           <w:highlight w:val="none"/>
         </w:rPr>
-        <w:t xml:space="preserve">to investigate it on my own. This device is where I want to keep all I learn. So, I was minding my own business, when on one of the monitors I saw a few workers talking. This is not unusual, but this were still the working hours. I think they didn’t realize that anyone could see them from this angle. One of them exchanged a few items, </w:t>
+        <w:t xml:space="preserve">to investigate it on my own. This device is where I want to keep all I learn. So,</w:t>
+      </w:r>
+      <w:r>
+        <w:rPr>
+          <w:rFonts w:ascii="Calibri" w:hAnsi="Calibri" w:cs="Calibri"/>
+          <w:sz w:val="24"/>
+          <w:szCs w:val="24"/>
+          <w:highlight w:val="none"/>
+        </w:rPr>
+        <w:t xml:space="preserve"> I was minding my own business, when on one of the monitors I saw a few workers talking. This is not unusual, but this were still the working hours. I think they didn’t realize that anyone could see them from this angle. One of them exchanged a few items, </w:t>
       </w:r>
       <w:r>
         <w:rPr>
@@ -242,19 +309,6 @@
           <w:highlight w:val="none"/>
         </w:rPr>
       </w:r>
-    </w:p>
-    <w:p>
-      <w:pPr>
-        <w:pBdr/>
-        <w:spacing/>
-        <w:ind/>
-        <w:rPr>
-          <w:rFonts w:ascii="Calibri" w:hAnsi="Calibri" w:cs="Calibri"/>
-          <w:sz w:val="24"/>
-          <w:szCs w:val="24"/>
-          <w:highlight w:val="none"/>
-        </w:rPr>
-      </w:pPr>
       <w:r>
         <w:rPr>
           <w:rFonts w:ascii="Calibri" w:hAnsi="Calibri" w:cs="Calibri"/>
@@ -262,7 +316,45 @@
           <w:szCs w:val="24"/>
           <w:highlight w:val="none"/>
         </w:rPr>
-        <w:t xml:space="preserve">Oh, yeah.. the overseer is this voice that speaks with us. No one knows who he is, but people know that he is very old. Even my grandpa said that his grandpa never saw him, but said that he was much nicer back then. I believe that it must be someone who uses a device like mine to speak with everyone. I say ‘speak’, but he actually just gives us orders. If we do not listen to him, then he sends the guards to give us a good beating. Luckily, I never got in that much trouble.</w:t>
+      </w:r>
+    </w:p>
+    <w:p>
+      <w:pPr>
+        <w:pBdr/>
+        <w:spacing/>
+        <w:ind/>
+        <w:rPr>
+          <w:rFonts w:ascii="Calibri" w:hAnsi="Calibri" w:cs="Calibri"/>
+          <w:sz w:val="24"/>
+          <w:szCs w:val="24"/>
+          <w:highlight w:val="none"/>
+        </w:rPr>
+      </w:pPr>
+      <w:r>
+        <w:rPr>
+          <w:rFonts w:ascii="Calibri" w:hAnsi="Calibri" w:cs="Calibri"/>
+          <w:sz w:val="24"/>
+          <w:szCs w:val="24"/>
+          <w:highlight w:val="none"/>
+        </w:rPr>
+        <w:t xml:space="preserve">Oh, yeah.. the overseer is this voice that speaks with us. No one knows who he is, but people know that he is very old. Even my grandpa said that his grandpa never saw him, but said that he was much nicer back then. I bel</w:t>
+      </w:r>
+      <w:r>
+        <w:rPr>
+          <w:rFonts w:ascii="Calibri" w:hAnsi="Calibri" w:cs="Calibri"/>
+          <w:sz w:val="24"/>
+          <w:szCs w:val="24"/>
+          <w:highlight w:val="none"/>
+        </w:rPr>
+        <w:t xml:space="preserve">ieve that it must be someone who uses a device like mine to speak with everyone. I say ‘speak’, but he actually just gives us orders. If we do not listen to him, then he sends the guards to give us a good beating. Luckily, I never got in that much trouble.</w:t>
+      </w:r>
+      <w:r>
+        <w:rPr>
+          <w:rFonts w:ascii="Calibri" w:hAnsi="Calibri" w:cs="Calibri"/>
+          <w:sz w:val="24"/>
+          <w:szCs w:val="24"/>
+          <w:highlight w:val="none"/>
+        </w:rPr>
       </w:r>
       <w:r>
         <w:rPr>
@@ -302,6 +394,14 @@
           <w:highlight w:val="none"/>
         </w:rPr>
       </w:r>
+      <w:r>
+        <w:rPr>
+          <w:rFonts w:ascii="Calibri" w:hAnsi="Calibri" w:cs="Calibri"/>
+          <w:sz w:val="24"/>
+          <w:szCs w:val="24"/>
+          <w:highlight w:val="none"/>
+        </w:rPr>
+      </w:r>
     </w:p>
     <w:p>
       <w:pPr>
@@ -332,6 +432,14 @@
           <w:highlight w:val="none"/>
         </w:rPr>
         <w:t xml:space="preserve"> I saw those men again, today, gathering in the same spot. They spoke for a bit and then went away. Just before they departed, one of them hid something under some rubble. I will go check it out, later, after my shift.</w:t>
+      </w:r>
+      <w:r>
+        <w:rPr>
+          <w:rFonts w:ascii="Calibri" w:hAnsi="Calibri" w:cs="Calibri"/>
+          <w:sz w:val="24"/>
+          <w:szCs w:val="24"/>
+          <w:highlight w:val="none"/>
+        </w:rPr>
       </w:r>
       <w:r>
         <w:rPr>
@@ -437,7 +545,16 @@
           <w:szCs w:val="24"/>
           <w:highlight w:val="none"/>
         </w:rPr>
-        <w:t xml:space="preserve">I got it! There were way more things under that rubble, but I just picked one metal cylinder. Hopefully, they won’t notice it’s gone. I think I saw this before, on some workers. It’s sort of like a wand that shoots a red beam of light. They use it to mine those difficult rocks, deep in the mines. Grandpa used to </w:t>
+        <w:t xml:space="preserve">I got it! There were way more things under that rubble, bu</w:t>
+      </w:r>
+      <w:r>
+        <w:rPr>
+          <w:rFonts w:ascii="Calibri" w:hAnsi="Calibri" w:cs="Calibri"/>
+          <w:sz w:val="24"/>
+          <w:szCs w:val="24"/>
+          <w:highlight w:val="none"/>
+        </w:rPr>
+        <w:t xml:space="preserve">t I just picked one metal cylinder. Hopefully, they won’t notice it’s gone. I think I saw this before, on some workers. It’s sort of like a wand that shoots a red beam of light. They use it to mine those difficult rocks, deep in the mines. Grandpa used to </w:t>
       </w:r>
       <w:r>
         <w:rPr>
@@ -456,6 +573,14 @@
           <w:highlight w:val="none"/>
         </w:rPr>
       </w:r>
+      <w:r>
+        <w:rPr>
+          <w:rFonts w:ascii="Calibri" w:hAnsi="Calibri" w:cs="Calibri"/>
+          <w:sz w:val="24"/>
+          <w:szCs w:val="24"/>
+          <w:highlight w:val="none"/>
+        </w:rPr>
+      </w:r>
     </w:p>
     <w:p>
       <w:pPr>
@@ -477,6 +602,14 @@
           <w:highlight w:val="none"/>
         </w:rPr>
         <w:t xml:space="preserve">Wow! I managed to activate it. I made a nice hole in the ceiling. This thing punches quite hard. Almost flew me over the chair. I’m keeping it, I don’t care!</w:t>
+      </w:r>
+      <w:r>
+        <w:rPr>
+          <w:rFonts w:ascii="Calibri" w:hAnsi="Calibri" w:cs="Calibri"/>
+          <w:sz w:val="24"/>
+          <w:szCs w:val="24"/>
+          <w:highlight w:val="none"/>
+        </w:rPr>
       </w:r>
       <w:r>
         <w:rPr>
@@ -554,6 +687,14 @@
           <w:highlight w:val="none"/>
         </w:rPr>
       </w:r>
+      <w:r>
+        <w:rPr>
+          <w:rFonts w:ascii="Calibri" w:hAnsi="Calibri" w:cs="Calibri"/>
+          <w:sz w:val="24"/>
+          <w:szCs w:val="24"/>
+          <w:highlight w:val="none"/>
+        </w:rPr>
+      </w:r>
     </w:p>
     <w:p>
       <w:pPr>
@@ -593,6 +734,14 @@
           <w:highlight w:val="none"/>
         </w:rPr>
       </w:r>
+      <w:r>
+        <w:rPr>
+          <w:rFonts w:ascii="Calibri" w:hAnsi="Calibri" w:cs="Calibri"/>
+          <w:sz w:val="24"/>
+          <w:szCs w:val="24"/>
+          <w:highlight w:val="none"/>
+        </w:rPr>
+      </w:r>
     </w:p>
     <w:p>
       <w:pPr>
@@ -623,19 +772,6 @@
           <w:highlight w:val="none"/>
         </w:rPr>
       </w:r>
-    </w:p>
-    <w:p>
-      <w:pPr>
-        <w:pBdr/>
-        <w:spacing/>
-        <w:ind/>
-        <w:rPr>
-          <w:rFonts w:ascii="Calibri" w:hAnsi="Calibri" w:cs="Calibri"/>
-          <w:sz w:val="24"/>
-          <w:szCs w:val="24"/>
-          <w:highlight w:val="none"/>
-        </w:rPr>
-      </w:pPr>
       <w:r>
         <w:rPr>
           <w:rFonts w:ascii="Calibri" w:hAnsi="Calibri" w:cs="Calibri"/>
@@ -643,7 +779,28 @@
           <w:szCs w:val="24"/>
           <w:highlight w:val="none"/>
         </w:rPr>
-        <w:t xml:space="preserve">Everyone is on the edge. After that, the men went back to their regular spot. I saw them pick all of the items from the rubble. I thought that they noticed the missing torch, and that they wanted to move them to a safer spot, but after a minutes the walls started to shake violently. All the monitors switched to a corridor I never saw before. The men were rushing inside, using small explosives to break any obstacles that stood in their way. They also used the torches to take out some of the monitor-eyes. A few were missed, so I could still follow them.</w:t>
+      </w:r>
+    </w:p>
+    <w:p>
+      <w:pPr>
+        <w:pBdr/>
+        <w:spacing/>
+        <w:ind/>
+        <w:rPr>
+          <w:rFonts w:ascii="Calibri" w:hAnsi="Calibri" w:cs="Calibri"/>
+          <w:sz w:val="24"/>
+          <w:szCs w:val="24"/>
+          <w:highlight w:val="none"/>
+        </w:rPr>
+      </w:pPr>
+      <w:r>
+        <w:rPr>
+          <w:rFonts w:ascii="Calibri" w:hAnsi="Calibri" w:cs="Calibri"/>
+          <w:sz w:val="24"/>
+          <w:szCs w:val="24"/>
+          <w:highlight w:val="none"/>
+        </w:rPr>
+        <w:t xml:space="preserve">Everyone is on the edge. After that, the men </w:t>
       </w:r>
       <w:r>
         <w:rPr>
@@ -652,21 +809,8 @@
           <w:szCs w:val="24"/>
           <w:highlight w:val="none"/>
         </w:rPr>
+        <w:t xml:space="preserve">went back to their regular spot. I saw them pick all of the items from the rubble. I thought that they noticed the missing torch, and that they wanted to move them to a safer spot, but after a minutes the walls started to shake violently. All the monitors </w:t>
       </w:r>
-      <w:r/>
-    </w:p>
-    <w:p>
-      <w:pPr>
-        <w:pBdr/>
-        <w:spacing/>
-        <w:ind/>
-        <w:rPr>
-          <w:rFonts w:ascii="Calibri" w:hAnsi="Calibri" w:cs="Calibri"/>
-          <w:sz w:val="24"/>
-          <w:szCs w:val="24"/>
-          <w:highlight w:val="none"/>
-        </w:rPr>
-      </w:pPr>
       <w:r>
         <w:rPr>
           <w:rFonts w:ascii="Calibri" w:hAnsi="Calibri" w:cs="Calibri"/>
@@ -674,7 +818,15 @@
           <w:szCs w:val="24"/>
           <w:highlight w:val="none"/>
         </w:rPr>
-        <w:t xml:space="preserve">I was bewildered, when the monitors switched, yet again, and I saw the men entering into a big, fancy chamber. There were some large glass boxes with people sleeping inside them. The men started fiddling with the boxes, placing explosives and removing wires. Not long after, weird metal men entered the room and instantly attacked the group. They fought them off with their torches, and both groups took heavy loses.</w:t>
+        <w:t xml:space="preserve">switched to a corridor I never saw before. The men were rushing inside, using small explosives to break any obstacles that stood in their way. They also used the torches to take out some of the monitor-eyes. A few were missed, so I could still follow them.</w:t>
+      </w:r>
+      <w:r>
+        <w:rPr>
+          <w:rFonts w:ascii="Calibri" w:hAnsi="Calibri" w:cs="Calibri"/>
+          <w:sz w:val="24"/>
+          <w:szCs w:val="24"/>
+          <w:highlight w:val="none"/>
+        </w:rPr>
       </w:r>
       <w:r>
         <w:rPr>
@@ -704,7 +856,89 @@
           <w:szCs w:val="24"/>
           <w:highlight w:val="none"/>
         </w:rPr>
-        <w:t xml:space="preserve">In the end, all the metal men fell to the ground and the situation seemed safe. Out of nowhere, the room’s lights turned red and a heavy mist started filling in the chamber. The men were chocking uncontrollably. As I was watching, a message popped up on my monitor: ‘disable emergency lock-down’. I was pushing various buttons and levers on the consoles, but then I heard a sound. As I turned, there was an electrical arm. Like the ones that zaps people near the big gates. I reached for the torch, more out of instinct than of fear. Before I could understand what happened, I shot it. It fell to the ground and then, exploded. Some parts flew so hard that they lodged in my leg. I had to limp back to the console. With my last strength I pulled one of the levers I hadn’t tried before and the room turned dark. I could not see anything else on the monitors, but I felt such a powerful shock, going through floor, that it made me stumble backwards, hit my head, and shortly fell unconscious.</w:t>
+        <w:t xml:space="preserve">I was bewildered, when the monitors switched, yet again, and I saw the men entering into a big, fancy chamber. There were some large glass boxes with people sle</w:t>
+      </w:r>
+      <w:r>
+        <w:rPr>
+          <w:rFonts w:ascii="Calibri" w:hAnsi="Calibri" w:cs="Calibri"/>
+          <w:sz w:val="24"/>
+          <w:szCs w:val="24"/>
+          <w:highlight w:val="none"/>
+        </w:rPr>
+        <w:t xml:space="preserve">eping inside them. The men started fiddling with the boxes, placing explosives and removing wires. Not long after, weird metal men entered the room and instantly attacked the group. They fought them off with their torches, and both groups took heavy loses.</w:t>
+      </w:r>
+      <w:r>
+        <w:rPr>
+          <w:rFonts w:ascii="Calibri" w:hAnsi="Calibri" w:cs="Calibri"/>
+          <w:sz w:val="24"/>
+          <w:szCs w:val="24"/>
+          <w:highlight w:val="none"/>
+        </w:rPr>
+      </w:r>
+      <w:r>
+        <w:rPr>
+          <w:rFonts w:ascii="Calibri" w:hAnsi="Calibri" w:cs="Calibri"/>
+          <w:sz w:val="24"/>
+          <w:szCs w:val="24"/>
+          <w:highlight w:val="none"/>
+        </w:rPr>
+      </w:r>
+    </w:p>
+    <w:p>
+      <w:pPr>
+        <w:pBdr/>
+        <w:spacing/>
+        <w:ind/>
+        <w:rPr>
+          <w:rFonts w:ascii="Calibri" w:hAnsi="Calibri" w:cs="Calibri"/>
+          <w:sz w:val="24"/>
+          <w:szCs w:val="24"/>
+          <w:highlight w:val="none"/>
+        </w:rPr>
+      </w:pPr>
+      <w:r>
+        <w:rPr>
+          <w:rFonts w:ascii="Calibri" w:hAnsi="Calibri" w:cs="Calibri"/>
+          <w:sz w:val="24"/>
+          <w:szCs w:val="24"/>
+          <w:highlight w:val="none"/>
+        </w:rPr>
+        <w:t xml:space="preserve">In the end, all the metal men fell to the ground and the situation seemed safe. Out of nowhere, the room’s lights turned red and a heavy mist started filling in the chamber. The men were chocking uncontrollably. As I was wa</w:t>
+      </w:r>
+      <w:r>
+        <w:rPr>
+          <w:rFonts w:ascii="Calibri" w:hAnsi="Calibri" w:cs="Calibri"/>
+          <w:sz w:val="24"/>
+          <w:szCs w:val="24"/>
+          <w:highlight w:val="none"/>
+        </w:rPr>
+        <w:t xml:space="preserve">tching, a message popped up on my monitor: ‘disable emergency lock-down’. I was pushing various buttons and levers on the consoles, but then I heard a sound. As I turned, there was an electrical arm. Like the ones that zaps people near the big gates. I rea</w:t>
+      </w:r>
+      <w:r>
+        <w:rPr>
+          <w:rFonts w:ascii="Calibri" w:hAnsi="Calibri" w:cs="Calibri"/>
+          <w:sz w:val="24"/>
+          <w:szCs w:val="24"/>
+          <w:highlight w:val="none"/>
+        </w:rPr>
+        <w:t xml:space="preserve">ched for the torch, more out of instinct than of fear. Before I could understand what happened, I shot it. It fell to the ground and then, exploded. Some parts flew so hard that they lodged in my leg. I had to limp back to the console. With my last strengt</w:t>
+      </w:r>
+      <w:r>
+        <w:rPr>
+          <w:rFonts w:ascii="Calibri" w:hAnsi="Calibri" w:cs="Calibri"/>
+          <w:sz w:val="24"/>
+          <w:szCs w:val="24"/>
+          <w:highlight w:val="none"/>
+        </w:rPr>
+        <w:t xml:space="preserve">h I pulled one of the levers I hadn’t tried before and the room turned dark. I could not see anything else on the monitors, but I felt such a powerful shock, going through floor, that it made me stumble backwards, hit my head, and shortly fell unconscious.</w:t>
+      </w:r>
+      <w:r>
+        <w:rPr>
+          <w:rFonts w:ascii="Calibri" w:hAnsi="Calibri" w:cs="Calibri"/>
+          <w:sz w:val="24"/>
+          <w:szCs w:val="24"/>
+          <w:highlight w:val="none"/>
+        </w:rPr>
       </w:r>
       <w:r>
         <w:rPr>
@@ -743,7 +977,24 @@
           <w:szCs w:val="24"/>
           <w:highlight w:val="none"/>
         </w:rPr>
-        <w:t xml:space="preserve">, I heard the news. A small group of workers decided they had enough of the overseer and took action. Many have died, but they managed to overcome the guards and reach the overseer’s chamber. They say that they gave their own lives to take him down with them.</w:t>
+        <w:t xml:space="preserve">, I</w:t>
+      </w:r>
+      <w:r>
+        <w:rPr>
+          <w:rFonts w:ascii="Calibri" w:hAnsi="Calibri" w:cs="Calibri"/>
+          <w:sz w:val="24"/>
+          <w:szCs w:val="24"/>
+          <w:highlight w:val="none"/>
+        </w:rPr>
+        <w:t xml:space="preserve"> heard the news. A small group of workers decided they had enough of the overseer and took action. Many have died, but they managed to overcome the guards and reach the overseer’s chamber. They say that they gave their own lives to take him down with them.</w:t>
+      </w:r>
+      <w:r>
+        <w:rPr>
+          <w:rFonts w:ascii="Calibri" w:hAnsi="Calibri" w:cs="Calibri"/>
+          <w:sz w:val="24"/>
+          <w:szCs w:val="24"/>
+          <w:highlight w:val="none"/>
+        </w:rPr>
       </w:r>
       <w:r>
         <w:rPr>
@@ -773,7 +1024,24 @@
           <w:szCs w:val="24"/>
           <w:highlight w:val="none"/>
         </w:rPr>
-        <w:t xml:space="preserve">I decided to keep my mouth shut. People are quick to judge and I do not want to be called a liar or crazy. I do not know who the men in the boxes were, but they must have been important to be protected so fiercely by those metal men. The only good thing that came out of this was that the big gates could now be opened.</w:t>
+        <w:t xml:space="preserve">I decided to keep my mouth shut. People are quick to judge and </w:t>
+      </w:r>
+      <w:r>
+        <w:rPr>
+          <w:rFonts w:ascii="Calibri" w:hAnsi="Calibri" w:cs="Calibri"/>
+          <w:sz w:val="24"/>
+          <w:szCs w:val="24"/>
+          <w:highlight w:val="none"/>
+        </w:rPr>
+        <w:t xml:space="preserve">I do not want to be called a liar or crazy. I do not know who the men in the boxes were, but they must have been important to be protected so fiercely by those metal men. The only good thing that came out of this was that the big gates could now be opened.</w:t>
+      </w:r>
+      <w:r>
+        <w:rPr>
+          <w:rFonts w:ascii="Calibri" w:hAnsi="Calibri" w:cs="Calibri"/>
+          <w:sz w:val="24"/>
+          <w:szCs w:val="24"/>
+          <w:highlight w:val="none"/>
+        </w:rPr>
       </w:r>
       <w:r>
         <w:rPr>
@@ -803,9 +1071,25 @@
           <w:szCs w:val="24"/>
           <w:highlight w:val="none"/>
         </w:rPr>
-        <w:t xml:space="preserve">We were always told that the outside is dangerous for human life, and that this was our only true home. For the first time in my life, I have seen the bright light of the outside. The air was harsh, but fresher than the one from that dark whole we crawled out of. One thing is for certain. We are never going back down there! We’re free!</w:t>
+        <w:t xml:space="preserve">We were always told that the outside is dangerous for human life, and that this w</w:t>
       </w:r>
-      <w:r/>
+      <w:r>
+        <w:rPr>
+          <w:rFonts w:ascii="Calibri" w:hAnsi="Calibri" w:cs="Calibri"/>
+          <w:sz w:val="24"/>
+          <w:szCs w:val="24"/>
+          <w:highlight w:val="none"/>
+        </w:rPr>
+        <w:t xml:space="preserve">as our only true home. For the first time in my life, I have seen the bright light of the outside. The air was harsh, but fresher than the one from that dark whole we crawled out of. One thing is for certain: Whatever awaits us ahead, we will face it together. We are free to make our own future!</w:t>
+      </w:r>
+      <w:r>
+        <w:rPr>
+          <w:rFonts w:ascii="Calibri" w:hAnsi="Calibri" w:cs="Calibri"/>
+          <w:sz w:val="24"/>
+          <w:szCs w:val="24"/>
+          <w:highlight w:val="none"/>
+        </w:rPr>
+      </w:r>
     </w:p>
     <w:p>
       <w:pPr>
